--- a/Phase 02 - Linux Administration/LAB5/Lab 5 - Process Management.docx
+++ b/Phase 02 - Linux Administration/LAB5/Lab 5 - Process Management.docx
@@ -427,7 +427,17 @@
           <w:sz w:val="24"/>
           <w:szCs w:val="24"/>
         </w:rPr>
-        <w:t xml:space="preserve">Lệnh thực thi: </w:t>
+        <w:t>Lệnh thực thi</w:t>
+      </w:r>
+      <w:r>
+        <w:rPr>
+          <w:rFonts w:ascii="Times New Roman" w:hAnsi="Times New Roman" w:cs="Times New Roman"/>
+          <w:b/>
+          <w:bCs/>
+          <w:sz w:val="24"/>
+          <w:szCs w:val="24"/>
+        </w:rPr>
+        <w:t xml:space="preserve"> &amp; Cú pháp tổng quát: </w:t>
       </w:r>
     </w:p>
     <w:p>
@@ -460,15 +470,7 @@
           <w:sz w:val="24"/>
           <w:szCs w:val="24"/>
         </w:rPr>
-        <w:t xml:space="preserve">sleep 500 &amp; </w:t>
-      </w:r>
-      <w:r>
-        <w:rPr>
-          <w:rFonts w:ascii="Times New Roman" w:hAnsi="Times New Roman" w:cs="Times New Roman"/>
-          <w:sz w:val="24"/>
-          <w:szCs w:val="24"/>
-        </w:rPr>
-        <w:t>ps aux | grep sleep</w:t>
+        <w:t>sleep 500 &amp; ps aux | grep sleep</w:t>
       </w:r>
       <w:r>
         <w:rPr>
@@ -524,23 +526,7 @@
           <w:sz w:val="24"/>
           <w:szCs w:val="24"/>
         </w:rPr>
-        <w:t>[</w:t>
-      </w:r>
-      <w:r>
-        <w:rPr>
-          <w:rFonts w:ascii="Times New Roman" w:hAnsi="Times New Roman" w:cs="Times New Roman"/>
-          <w:sz w:val="24"/>
-          <w:szCs w:val="24"/>
-        </w:rPr>
-        <w:t>command</w:t>
-      </w:r>
-      <w:r>
-        <w:rPr>
-          <w:rFonts w:ascii="Times New Roman" w:hAnsi="Times New Roman" w:cs="Times New Roman"/>
-          <w:sz w:val="24"/>
-          <w:szCs w:val="24"/>
-        </w:rPr>
-        <w:t>] &amp;</w:t>
+        <w:t>[command] &amp;</w:t>
       </w:r>
     </w:p>
     <w:p>
@@ -562,39 +548,7 @@
           <w:sz w:val="24"/>
           <w:szCs w:val="24"/>
         </w:rPr>
-        <w:t>ps aux | grep [</w:t>
-      </w:r>
-      <w:r>
-        <w:rPr>
-          <w:rFonts w:ascii="Times New Roman" w:hAnsi="Times New Roman" w:cs="Times New Roman"/>
-          <w:sz w:val="24"/>
-          <w:szCs w:val="24"/>
-        </w:rPr>
-        <w:t>process</w:t>
-      </w:r>
-      <w:r>
-        <w:rPr>
-          <w:rFonts w:ascii="Times New Roman" w:hAnsi="Times New Roman" w:cs="Times New Roman"/>
-          <w:sz w:val="24"/>
-          <w:szCs w:val="24"/>
-        </w:rPr>
-        <w:t>_</w:t>
-      </w:r>
-      <w:r>
-        <w:rPr>
-          <w:rFonts w:ascii="Times New Roman" w:hAnsi="Times New Roman" w:cs="Times New Roman"/>
-          <w:sz w:val="24"/>
-          <w:szCs w:val="24"/>
-        </w:rPr>
-        <w:t>name</w:t>
-      </w:r>
-      <w:r>
-        <w:rPr>
-          <w:rFonts w:ascii="Times New Roman" w:hAnsi="Times New Roman" w:cs="Times New Roman"/>
-          <w:sz w:val="24"/>
-          <w:szCs w:val="24"/>
-        </w:rPr>
-        <w:t>]</w:t>
+        <w:t>ps aux | grep [process_name]</w:t>
       </w:r>
     </w:p>
     <w:p>
@@ -1389,7 +1343,17 @@
           <w:sz w:val="24"/>
           <w:szCs w:val="24"/>
         </w:rPr>
-        <w:t>Kết quả:</w:t>
+        <w:t>Cú pháp tổng quát</w:t>
+      </w:r>
+      <w:r>
+        <w:rPr>
+          <w:rFonts w:ascii="Times New Roman" w:hAnsi="Times New Roman" w:cs="Times New Roman"/>
+          <w:b/>
+          <w:bCs/>
+          <w:sz w:val="24"/>
+          <w:szCs w:val="24"/>
+        </w:rPr>
+        <w:t>:</w:t>
       </w:r>
       <w:r>
         <w:rPr>
@@ -1760,7 +1724,27 @@
           <w:sz w:val="24"/>
           <w:szCs w:val="24"/>
         </w:rPr>
-        <w:t>Lệnh thực thi &amp; Kết quả:</w:t>
+        <w:t xml:space="preserve">Lệnh thực thi &amp; </w:t>
+      </w:r>
+      <w:r>
+        <w:rPr>
+          <w:rFonts w:ascii="Times New Roman" w:hAnsi="Times New Roman" w:cs="Times New Roman"/>
+          <w:b/>
+          <w:bCs/>
+          <w:sz w:val="24"/>
+          <w:szCs w:val="24"/>
+        </w:rPr>
+        <w:t>Cú pháp tổng quát</w:t>
+      </w:r>
+      <w:r>
+        <w:rPr>
+          <w:rFonts w:ascii="Times New Roman" w:hAnsi="Times New Roman" w:cs="Times New Roman"/>
+          <w:b/>
+          <w:bCs/>
+          <w:sz w:val="24"/>
+          <w:szCs w:val="24"/>
+        </w:rPr>
+        <w:t>:</w:t>
       </w:r>
     </w:p>
     <w:p>
@@ -2233,10 +2217,7 @@
           <w:szCs w:val="36"/>
         </w:rPr>
       </w:pPr>
-    </w:p>
-    <w:p>
-      <w:pPr>
-        <w:jc w:val="center"/>
+      <w:r>
         <w:rPr>
           <w:rFonts w:ascii="Times New Roman" w:hAnsi="Times New Roman" w:cs="Times New Roman"/>
           <w:b/>
@@ -2244,16 +2225,6 @@
           <w:sz w:val="36"/>
           <w:szCs w:val="36"/>
         </w:rPr>
-      </w:pPr>
-      <w:r>
-        <w:rPr>
-          <w:rFonts w:ascii="Times New Roman" w:hAnsi="Times New Roman" w:cs="Times New Roman"/>
-          <w:b/>
-          <w:bCs/>
-          <w:sz w:val="36"/>
-          <w:szCs w:val="36"/>
-        </w:rPr>
-        <w:lastRenderedPageBreak/>
         <w:t>HẾT!</w:t>
       </w:r>
     </w:p>
@@ -14368,6 +14339,7 @@
   <w:style w:type="character" w:default="1" w:styleId="Phngmcinhcuaoanvn">
     <w:name w:val="Default Paragraph Font"/>
     <w:uiPriority w:val="1"/>
+    <w:semiHidden/>
     <w:unhideWhenUsed/>
   </w:style>
   <w:style w:type="table" w:default="1" w:styleId="BangThngthng">

--- a/Phase 02 - Linux Administration/LAB5/Lab 5 - Process Management.docx
+++ b/Phase 02 - Linux Administration/LAB5/Lab 5 - Process Management.docx
@@ -912,7 +912,7 @@
           <w:sz w:val="24"/>
           <w:szCs w:val="24"/>
         </w:rPr>
-        <w:t>PHẦN</w:t>
+        <w:t>BÀI</w:t>
       </w:r>
       <w:r>
         <w:rPr>
@@ -1201,7 +1201,7 @@
           <w:sz w:val="24"/>
           <w:szCs w:val="24"/>
         </w:rPr>
-        <w:t>PHẦN</w:t>
+        <w:t>BÀI</w:t>
       </w:r>
       <w:r>
         <w:rPr>
@@ -1588,6 +1588,7 @@
     </w:p>
     <w:p>
       <w:pPr>
+        <w:ind w:left="360"/>
         <w:jc w:val="both"/>
         <w:rPr>
           <w:rFonts w:ascii="Times New Roman" w:hAnsi="Times New Roman" w:cs="Times New Roman"/>
@@ -1605,7 +1606,7 @@
           <w:sz w:val="24"/>
           <w:szCs w:val="24"/>
         </w:rPr>
-        <w:t xml:space="preserve">PHẦN </w:t>
+        <w:t>BÀI 4</w:t>
       </w:r>
       <w:r>
         <w:rPr>
@@ -1615,7 +1616,7 @@
           <w:sz w:val="24"/>
           <w:szCs w:val="24"/>
         </w:rPr>
-        <w:t>4</w:t>
+        <w:t xml:space="preserve">: </w:t>
       </w:r>
       <w:r>
         <w:rPr>
@@ -1625,7 +1626,7 @@
           <w:sz w:val="24"/>
           <w:szCs w:val="24"/>
         </w:rPr>
-        <w:t>: KẾT THÚC TIẾN TRÌNH (TERMINATE PROCESS)</w:t>
+        <w:t>KẾT THÚC TIẾN TRÌNH (TERMINATE PROCESS)</w:t>
       </w:r>
     </w:p>
     <w:p>
@@ -14335,11 +14336,11 @@
   <w:style w:type="paragraph" w:default="1" w:styleId="Binhthng">
     <w:name w:val="Normal"/>
     <w:qFormat/>
+    <w:rsid w:val="005909D7"/>
   </w:style>
   <w:style w:type="character" w:default="1" w:styleId="Phngmcinhcuaoanvn">
     <w:name w:val="Default Paragraph Font"/>
     <w:uiPriority w:val="1"/>
-    <w:semiHidden/>
     <w:unhideWhenUsed/>
   </w:style>
   <w:style w:type="table" w:default="1" w:styleId="BangThngthng">
